--- a/Week_4_Performance_Testing_and_Analysis_Report.docx
+++ b/Week_4_Performance_Testing_and_Analysis_Report.docx
@@ -46,7 +46,7 @@
         <w:jc w:val="center"/>
       </w:pPr>
       <w:r>
-        <w:t>Apache JMeter test design and simulated outcome analysis</w:t>
+        <w:t>Local mock HTTP load run and measured analysis</w:t>
       </w:r>
     </w:p>
     <w:p>
@@ -195,7 +195,7 @@
                 <w:rFonts w:ascii="Aptos" w:hAnsi="Aptos"/>
                 <w:sz w:val="16"/>
               </w:rPr>
-              <w:t>1.0 / Simulated training exercise</w:t>
+              <w:t>1.0 / Executed local mock exercise</w:t>
             </w:r>
           </w:p>
         </w:tc>
@@ -233,7 +233,7 @@
                 <w:rFonts w:ascii="Aptos" w:hAnsi="Aptos"/>
                 <w:sz w:val="16"/>
               </w:rPr>
-              <w:t>Hypothetical Online Student Management Portal</w:t>
+              <w:t>Hypothetical Online Student Management Portal API</w:t>
             </w:r>
           </w:p>
         </w:tc>
@@ -273,7 +273,7 @@
                 <w:rFonts w:ascii="Aptos" w:hAnsi="Aptos"/>
                 <w:sz w:val="16"/>
               </w:rPr>
-              <w:t>Apache JMeter</w:t>
+              <w:t>Python standard-library concurrent HTTP harness; JMeter practices researched</w:t>
             </w:r>
           </w:p>
         </w:tc>
@@ -332,6 +332,45 @@
                 <w:rFonts w:ascii="Aptos" w:hAnsi="Aptos"/>
                 <w:sz w:val="16"/>
               </w:rPr>
+              <w:t>Execution capture</w:t>
+            </w:r>
+          </w:p>
+        </w:tc>
+        <w:tc>
+          <w:tcPr>
+            <w:tcW w:type="dxa" w:w="7920"/>
+            <w:vAlign w:val="center"/>
+            <w:shd w:fill="EEF3F8"/>
+          </w:tcPr>
+          <w:p>
+            <w:pPr>
+              <w:spacing w:after="20"/>
+            </w:pPr>
+            <w:r>
+              <w:rPr>
+                <w:rFonts w:ascii="Aptos" w:hAnsi="Aptos"/>
+                <w:sz w:val="16"/>
+              </w:rPr>
+              <w:t>6 October 2026</w:t>
+            </w:r>
+          </w:p>
+        </w:tc>
+      </w:tr>
+      <w:tr>
+        <w:tc>
+          <w:tcPr>
+            <w:tcW w:type="dxa" w:w="2520"/>
+            <w:vAlign w:val="center"/>
+          </w:tcPr>
+          <w:p>
+            <w:pPr>
+              <w:spacing w:after="20"/>
+            </w:pPr>
+            <w:r>
+              <w:rPr>
+                <w:rFonts w:ascii="Aptos" w:hAnsi="Aptos"/>
+                <w:sz w:val="16"/>
+              </w:rPr>
               <w:t>Internship period</w:t>
             </w:r>
           </w:p>
@@ -340,7 +379,6 @@
           <w:tcPr>
             <w:tcW w:type="dxa" w:w="7920"/>
             <w:vAlign w:val="center"/>
-            <w:shd w:fill="EEF3F8"/>
           </w:tcPr>
           <w:p>
             <w:pPr>
@@ -367,12 +405,12 @@
         <w:pStyle w:val="Heading2"/>
       </w:pPr>
       <w:r>
-        <w:t>Simulation and evidence notice</w:t>
+        <w:t>Execution and evidence notice</w:t>
       </w:r>
     </w:p>
     <w:p>
       <w:r>
-        <w:t>No deployed portal, approved target host, or server monitoring data was supplied. The values and charts in this report are explicitly synthetic, created to demonstrate performance-test planning and result analysis. No Apache JMeter run against an application is claimed. The inferred bottlenecks are hypotheses based on the synthetic trend and require validation with a real, authorized test run and server-side telemetry.</w:t>
+        <w:t>No company portal or staging build was supplied. To perform the requested exercise, a local mock HTTP portal was created and tested on loopback. The measurements and HTTP 503 responses in this report were collected from that mock run on 6 October 2026; they are real measurements of the local training mock, not measurements of the company application. The mock uses a deliberately bounded 24-request service gate and fixed 60 ms service delay so load behavior can be observed. Findings about its capacity apply only to this mock.</w:t>
       </w:r>
     </w:p>
     <w:p>
@@ -385,7 +423,7 @@
     </w:p>
     <w:p>
       <w:r>
-        <w:t>This report defines a JMeter performance-test plan for common student-portal workflows and demonstrates how load results can be reviewed. Three concurrency profiles (10, 50, and 100 virtual users) are modeled across a representative mix of authentication, dashboard, search, profile, and student-record activity. A five-minute steady-state window follows ramp-up. Synthetic metrics show latency rising sharply at 100 users, throughput flattening between 50 and 100 users, and errors increasing from 1.4% to 8.8%. Against the proposed 50-user acceptance targets (p95 no more than 2 seconds, error rate no more than 1%, and throughput at least 60 transactions/second), the modeled 50-user profile meets latency and throughput goals but misses the error-rate target. This is an illustrative exercise only and cannot establish the actual portal’s capacity.</w:t>
+        <w:t>This report records a local HTTP performance exercise against a mock Student Management Portal API. Three 30-second measured profiles (10, 50, and 100 concurrent virtual users) followed a five-second ramp-up and used a mix of login, dashboard, profile, and student-search requests. At 50 users, p95 latency was 75.71 ms, successful throughput was 299.13 requests/second, and no errors were recorded, meeting the proposed mock-run gates. At 100 users, the mock returned 6,366 HTTP 503 capacity responses (35.513%); total request rate reached 597.53 requests/second, while successful throughput was 385.33 requests/second. The result shows the mock’s configured gate saturating under the stress profile. These are measured mock results only, not performance results for an employer system.</w:t>
       </w:r>
     </w:p>
     <w:p>
@@ -398,7 +436,7 @@
     </w:p>
     <w:p>
       <w:r>
-        <w:t>The objective is to define a repeatable performance workload, specify success thresholds, and interpret response time, throughput, and error behavior under increasing concurrency. The modeled workload focuses on portal operations likely to matter to students and administrators.</w:t>
+        <w:t>The objective is to execute a repeatable local load scenario, specify thresholds, and analyze response time, throughput, and error behavior as concurrency increases. The test target represents a small student-portal HTTP API with synthetic data and a bounded processing gate.</w:t>
       </w:r>
     </w:p>
     <w:p>
@@ -415,7 +453,7 @@
         <w:spacing w:after="40"/>
       </w:pPr>
       <w:r>
-        <w:t>Login and session creation</w:t>
+        <w:t>HTTP login endpoint with synthetic credentials</w:t>
       </w:r>
     </w:p>
     <w:p>
@@ -424,7 +462,7 @@
         <w:spacing w:after="40"/>
       </w:pPr>
       <w:r>
-        <w:t>Dashboard and profile retrieval</w:t>
+        <w:t>Dashboard and profile retrieval endpoints</w:t>
       </w:r>
     </w:p>
     <w:p>
@@ -433,7 +471,7 @@
         <w:spacing w:after="40"/>
       </w:pPr>
       <w:r>
-        <w:t>Student search and list results</w:t>
+        <w:t>Student search endpoint over a 5,000-record synthetic dataset</w:t>
       </w:r>
     </w:p>
     <w:p>
@@ -442,7 +480,7 @@
         <w:spacing w:after="40"/>
       </w:pPr>
       <w:r>
-        <w:t>Student record create, read, update, and delete requests</w:t>
+        <w:t>Response-time percentiles, total and successful throughput, and HTTP error rate</w:t>
       </w:r>
     </w:p>
     <w:p>
@@ -451,16 +489,7 @@
         <w:spacing w:after="40"/>
       </w:pPr>
       <w:r>
-        <w:t>Response-time percentiles, completed throughput, and HTTP/application error rate</w:t>
-      </w:r>
-    </w:p>
-    <w:p>
-      <w:pPr>
-        <w:pStyle w:val="ListBullet"/>
-        <w:spacing w:after="40"/>
-      </w:pPr>
-      <w:r>
-        <w:t>Test-client and server monitoring requirements for a future real run</w:t>
+        <w:t>Repeatable virtual-user load profiles against the local mock HTTP API</w:t>
       </w:r>
     </w:p>
     <w:p>
@@ -517,7 +546,7 @@
     </w:p>
     <w:p>
       <w:r>
-        <w:t>Apache JMeter is selected because its test plan models virtual users with Thread Groups, HTTP samplers, timers, assertions, cookie handling, and result logging. Apache documentation advises using command-line mode for load tests and minimizing listeners that consume resources during a run. The detailed test tree should be assembled and smoke-checked in the GUI, then run non-GUI for measured workloads. [1][2]</w:t>
+        <w:t>Apache JMeter was researched as the planned industry tool; its documentation describes Thread Groups for concurrent users and recommends command-line mode for load execution with few listeners. Because JMeter was not installed in this environment, the measured mock run used a documented Python standard-library harness built with ThreadPoolExecutor, HTTPConnection, and a local ThreadingHTTPServer. Python documents ThreadPoolExecutor as a thread pool for concurrently executing tasks and ThreadingHTTPServer as a server that handles requests in threads. The harness, mock capacity gate, workload mix, and raw request samples are described as training evidence; this execution does not claim JMeter was used. [1][2][3]</w:t>
       </w:r>
     </w:p>
     <w:tbl>
@@ -562,7 +591,7 @@
                 <w:color w:val="FFFFFF"/>
                 <w:sz w:val="16"/>
               </w:rPr>
-              <w:t>Planned setting</w:t>
+              <w:t>Executed setting</w:t>
             </w:r>
           </w:p>
         </w:tc>
@@ -582,7 +611,7 @@
                 <w:rFonts w:ascii="Aptos" w:hAnsi="Aptos"/>
                 <w:sz w:val="16"/>
               </w:rPr>
-              <w:t>Base target</w:t>
+              <w:t>Target</w:t>
             </w:r>
           </w:p>
         </w:tc>
@@ -600,7 +629,7 @@
                 <w:rFonts w:ascii="Aptos" w:hAnsi="Aptos"/>
                 <w:sz w:val="16"/>
               </w:rPr>
-              <w:t>TEST_HOST parameter; localhost/test environment only until approved host is supplied</w:t>
+              <w:t>Local mock HTTP portal bound to 127.0.0.1; no external host</w:t>
             </w:r>
           </w:p>
         </w:tc>
@@ -640,7 +669,7 @@
                 <w:rFonts w:ascii="Aptos" w:hAnsi="Aptos"/>
                 <w:sz w:val="16"/>
               </w:rPr>
-              <w:t>10-user smoke/baseline; 50-user expected load; 100-user stress profile</w:t>
+              <w:t>10-user baseline; 50-user expected load; 100-user stress profile</w:t>
             </w:r>
           </w:p>
         </w:tc>
@@ -678,7 +707,7 @@
                 <w:rFonts w:ascii="Aptos" w:hAnsi="Aptos"/>
                 <w:sz w:val="16"/>
               </w:rPr>
-              <w:t>60 seconds for each profile to avoid an abrupt synchronized start</w:t>
+              <w:t>5 seconds per profile, users introduced gradually</w:t>
             </w:r>
           </w:p>
         </w:tc>
@@ -699,7 +728,7 @@
                 <w:rFonts w:ascii="Aptos" w:hAnsi="Aptos"/>
                 <w:sz w:val="16"/>
               </w:rPr>
-              <w:t>Steady-state duration</w:t>
+              <w:t>Measured hold</w:t>
             </w:r>
           </w:p>
         </w:tc>
@@ -718,7 +747,7 @@
                 <w:rFonts w:ascii="Aptos" w:hAnsi="Aptos"/>
                 <w:sz w:val="16"/>
               </w:rPr>
-              <w:t>5 minutes at target concurrency after ramp-up</w:t>
+              <w:t>30 seconds at each target concurrency; one run per profile</w:t>
             </w:r>
           </w:p>
         </w:tc>
@@ -756,7 +785,7 @@
                 <w:rFonts w:ascii="Aptos" w:hAnsi="Aptos"/>
                 <w:sz w:val="16"/>
               </w:rPr>
-              <w:t>30 seconds, then stop and preserve results</w:t>
+              <w:t>Wait for workers to finish, stop the mock, and save CSV/JSON results</w:t>
             </w:r>
           </w:p>
         </w:tc>
@@ -796,7 +825,7 @@
                 <w:rFonts w:ascii="Aptos" w:hAnsi="Aptos"/>
                 <w:sz w:val="16"/>
               </w:rPr>
-              <w:t>1 to 3 seconds randomized between user actions</w:t>
+              <w:t>100 ms between HTTP requests per virtual user</w:t>
             </w:r>
           </w:p>
         </w:tc>
@@ -816,7 +845,7 @@
                 <w:rFonts w:ascii="Aptos" w:hAnsi="Aptos"/>
                 <w:sz w:val="16"/>
               </w:rPr>
-              <w:t>Transaction mix</w:t>
+              <w:t>Request mix</w:t>
             </w:r>
           </w:p>
         </w:tc>
@@ -834,7 +863,7 @@
                 <w:rFonts w:ascii="Aptos" w:hAnsi="Aptos"/>
                 <w:sz w:val="16"/>
               </w:rPr>
-              <w:t>Login 10%; dashboard 25%; search 35%; profile 15%; record CRUD 15%</w:t>
+              <w:t>Login POST 10%; dashboard GET 25%; profile GET 15%; student search GET 50%</w:t>
             </w:r>
           </w:p>
         </w:tc>
@@ -874,7 +903,7 @@
                 <w:rFonts w:ascii="Aptos" w:hAnsi="Aptos"/>
                 <w:sz w:val="16"/>
               </w:rPr>
-              <w:t>Synthetic, unique student IDs; isolated test database; no production records</w:t>
+              <w:t>5,000 synthetic student records; seeded names and example.test emails</w:t>
             </w:r>
           </w:p>
         </w:tc>
@@ -894,7 +923,7 @@
                 <w:rFonts w:ascii="Aptos" w:hAnsi="Aptos"/>
                 <w:sz w:val="16"/>
               </w:rPr>
-              <w:t>JMeter configuration</w:t>
+              <w:t>Mock service behavior</w:t>
             </w:r>
           </w:p>
         </w:tc>
@@ -912,7 +941,47 @@
                 <w:rFonts w:ascii="Aptos" w:hAnsi="Aptos"/>
                 <w:sz w:val="16"/>
               </w:rPr>
-              <w:t>HTTP Request Defaults, Cookie Manager, CSV Data Set for unique test identities, assertions, Summary/Aggregate results saved to JTL</w:t>
+              <w:t>24 concurrent processing permits; 60 ms configured service delay; HTTP 503 returned when permit wait exceeds 20 ms</w:t>
+            </w:r>
+          </w:p>
+        </w:tc>
+      </w:tr>
+      <w:tr>
+        <w:tc>
+          <w:tcPr>
+            <w:tcW w:type="dxa" w:w="2664"/>
+            <w:vAlign w:val="center"/>
+            <w:shd w:fill="EEF3F8"/>
+          </w:tcPr>
+          <w:p>
+            <w:pPr>
+              <w:spacing w:after="20"/>
+            </w:pPr>
+            <w:r>
+              <w:rPr>
+                <w:rFonts w:ascii="Aptos" w:hAnsi="Aptos"/>
+                <w:sz w:val="16"/>
+              </w:rPr>
+              <w:t>Harness/output</w:t>
+            </w:r>
+          </w:p>
+        </w:tc>
+        <w:tc>
+          <w:tcPr>
+            <w:tcW w:type="dxa" w:w="7776"/>
+            <w:vAlign w:val="center"/>
+            <w:shd w:fill="EEF3F8"/>
+          </w:tcPr>
+          <w:p>
+            <w:pPr>
+              <w:spacing w:after="20"/>
+            </w:pPr>
+            <w:r>
+              <w:rPr>
+                <w:rFonts w:ascii="Aptos" w:hAnsi="Aptos"/>
+                <w:sz w:val="16"/>
+              </w:rPr>
+              <w:t>Python standard-library ThreadPoolExecutor and persistent HTTP connections; per-request CSV and aggregated JSON</w:t>
             </w:r>
           </w:p>
         </w:tc>
@@ -974,7 +1043,7 @@
                 <w:color w:val="FFFFFF"/>
                 <w:sz w:val="16"/>
               </w:rPr>
-              <w:t>Representative actions</w:t>
+              <w:t>Representative requests</w:t>
             </w:r>
           </w:p>
         </w:tc>
@@ -1029,7 +1098,7 @@
                 <w:rFonts w:ascii="Aptos" w:hAnsi="Aptos"/>
                 <w:sz w:val="16"/>
               </w:rPr>
-              <w:t>Open login; submit valid synthetic credentials; reach dashboard</w:t>
+              <w:t>POST /api/login with synthetic QA payload</w:t>
             </w:r>
           </w:p>
         </w:tc>
@@ -1047,7 +1116,7 @@
                 <w:rFonts w:ascii="Aptos" w:hAnsi="Aptos"/>
                 <w:sz w:val="16"/>
               </w:rPr>
-              <w:t>Successful response, expected redirect/content, session cookie established</w:t>
+              <w:t>HTTP status and response body captured; endpoint is stateless in this mock</w:t>
             </w:r>
           </w:p>
         </w:tc>
@@ -1068,7 +1137,7 @@
                 <w:rFonts w:ascii="Aptos" w:hAnsi="Aptos"/>
                 <w:sz w:val="16"/>
               </w:rPr>
-              <w:t>Dashboard/profile</w:t>
+              <w:t>Dashboard</w:t>
             </w:r>
           </w:p>
         </w:tc>
@@ -1087,7 +1156,7 @@
                 <w:rFonts w:ascii="Aptos" w:hAnsi="Aptos"/>
                 <w:sz w:val="16"/>
               </w:rPr>
-              <w:t>Load dashboard; open profile; return</w:t>
+              <w:t>GET /api/dashboard</w:t>
             </w:r>
           </w:p>
         </w:tc>
@@ -1106,7 +1175,7 @@
                 <w:rFonts w:ascii="Aptos" w:hAnsi="Aptos"/>
                 <w:sz w:val="16"/>
               </w:rPr>
-              <w:t>Successful status, expected page/API payload, no server error</w:t>
+              <w:t>HTTP 200 and expected summary JSON</w:t>
             </w:r>
           </w:p>
         </w:tc>
@@ -1126,7 +1195,7 @@
                 <w:rFonts w:ascii="Aptos" w:hAnsi="Aptos"/>
                 <w:sz w:val="16"/>
               </w:rPr>
-              <w:t>Search</w:t>
+              <w:t>Profile</w:t>
             </w:r>
           </w:p>
         </w:tc>
@@ -1144,7 +1213,7 @@
                 <w:rFonts w:ascii="Aptos" w:hAnsi="Aptos"/>
                 <w:sz w:val="16"/>
               </w:rPr>
-              <w:t>Submit common and unique student queries; page through results</w:t>
+              <w:t>GET /api/profile</w:t>
             </w:r>
           </w:p>
         </w:tc>
@@ -1162,7 +1231,7 @@
                 <w:rFonts w:ascii="Aptos" w:hAnsi="Aptos"/>
                 <w:sz w:val="16"/>
               </w:rPr>
-              <w:t>Search response correct; bounded result size; no unexpected errors</w:t>
+              <w:t>HTTP 200 and expected profile JSON</w:t>
             </w:r>
           </w:p>
         </w:tc>
@@ -1183,7 +1252,7 @@
                 <w:rFonts w:ascii="Aptos" w:hAnsi="Aptos"/>
                 <w:sz w:val="16"/>
               </w:rPr>
-              <w:t>Record management</w:t>
+              <w:t>Student search</w:t>
             </w:r>
           </w:p>
         </w:tc>
@@ -1202,7 +1271,7 @@
                 <w:rFonts w:ascii="Aptos" w:hAnsi="Aptos"/>
                 <w:sz w:val="16"/>
               </w:rPr>
-              <w:t>Create; read; update; delete isolated synthetic record</w:t>
+              <w:t>GET /api/students/search?q=Student%2000123</w:t>
             </w:r>
           </w:p>
         </w:tc>
@@ -1221,63 +1290,7 @@
                 <w:rFonts w:ascii="Aptos" w:hAnsi="Aptos"/>
                 <w:sz w:val="16"/>
               </w:rPr>
-              <w:t>Correct state transitions; cleanup after the run</w:t>
-            </w:r>
-          </w:p>
-        </w:tc>
-      </w:tr>
-      <w:tr>
-        <w:tc>
-          <w:tcPr>
-            <w:tcW w:type="dxa" w:w="1872"/>
-            <w:vAlign w:val="center"/>
-          </w:tcPr>
-          <w:p>
-            <w:pPr>
-              <w:spacing w:after="20"/>
-            </w:pPr>
-            <w:r>
-              <w:rPr>
-                <w:rFonts w:ascii="Aptos" w:hAnsi="Aptos"/>
-                <w:sz w:val="16"/>
-              </w:rPr>
-              <w:t>Logout</w:t>
-            </w:r>
-          </w:p>
-        </w:tc>
-        <w:tc>
-          <w:tcPr>
-            <w:tcW w:type="dxa" w:w="5184"/>
-            <w:vAlign w:val="center"/>
-          </w:tcPr>
-          <w:p>
-            <w:pPr>
-              <w:spacing w:after="20"/>
-            </w:pPr>
-            <w:r>
-              <w:rPr>
-                <w:rFonts w:ascii="Aptos" w:hAnsi="Aptos"/>
-                <w:sz w:val="16"/>
-              </w:rPr>
-              <w:t>End session; attempt protected request</w:t>
-            </w:r>
-          </w:p>
-        </w:tc>
-        <w:tc>
-          <w:tcPr>
-            <w:tcW w:type="dxa" w:w="3384"/>
-            <w:vAlign w:val="center"/>
-          </w:tcPr>
-          <w:p>
-            <w:pPr>
-              <w:spacing w:after="20"/>
-            </w:pPr>
-            <w:r>
-              <w:rPr>
-                <w:rFonts w:ascii="Aptos" w:hAnsi="Aptos"/>
-                <w:sz w:val="16"/>
-              </w:rPr>
-              <w:t>Logout response accepted; session invalidated as designed</w:t>
+              <w:t>HTTP 200 and bounded result JSON</w:t>
             </w:r>
           </w:p>
         </w:tc>
@@ -1386,7 +1399,7 @@
                 <w:rFonts w:ascii="Aptos" w:hAnsi="Aptos"/>
                 <w:sz w:val="16"/>
               </w:rPr>
-              <w:t>≤ 2,000 ms</w:t>
+              <w:t>≤ 200 ms on this local mock</w:t>
             </w:r>
           </w:p>
         </w:tc>
@@ -1404,7 +1417,7 @@
                 <w:rFonts w:ascii="Aptos" w:hAnsi="Aptos"/>
                 <w:sz w:val="16"/>
               </w:rPr>
-              <w:t>Keeps slower user requests within agreed service target</w:t>
+              <w:t>Flags slow tail responses within the controlled training scenario</w:t>
             </w:r>
           </w:p>
         </w:tc>
@@ -1463,7 +1476,7 @@
                 <w:rFonts w:ascii="Aptos" w:hAnsi="Aptos"/>
                 <w:sz w:val="16"/>
               </w:rPr>
-              <w:t>Limits failed requests during normal expected load</w:t>
+              <w:t>Limits failed requests during the expected-load profile</w:t>
             </w:r>
           </w:p>
         </w:tc>
@@ -1483,7 +1496,7 @@
                 <w:rFonts w:ascii="Aptos" w:hAnsi="Aptos"/>
                 <w:sz w:val="16"/>
               </w:rPr>
-              <w:t>Throughput</w:t>
+              <w:t>Successful throughput</w:t>
             </w:r>
           </w:p>
         </w:tc>
@@ -1501,7 +1514,7 @@
                 <w:rFonts w:ascii="Aptos" w:hAnsi="Aptos"/>
                 <w:sz w:val="16"/>
               </w:rPr>
-              <w:t>≥ 60 completed transactions/second</w:t>
+              <w:t>≥ 250 HTTP requests/second</w:t>
             </w:r>
           </w:p>
         </w:tc>
@@ -1519,7 +1532,7 @@
                 <w:rFonts w:ascii="Aptos" w:hAnsi="Aptos"/>
                 <w:sz w:val="16"/>
               </w:rPr>
-              <w:t>Confirms the expected workload can be sustained</w:t>
+              <w:t>Confirms the expected mock workload can be sustained</w:t>
             </w:r>
           </w:p>
         </w:tc>
@@ -1665,7 +1678,7 @@
         <w:spacing w:after="40"/>
       </w:pPr>
       <w:r>
-        <w:t>Confirm written authorization, the target URL, synthetic accounts, environment reset approach, monitoring access, and emergency stop contact.</w:t>
+        <w:t>Start the local mock HTTP server on loopback with its 5,000-record synthetic dataset and bounded 24-request service gate.</w:t>
       </w:r>
     </w:p>
     <w:p>
@@ -1674,7 +1687,7 @@
         <w:spacing w:after="40"/>
       </w:pPr>
       <w:r>
-        <w:t>Build the JMeter plan with a Thread Group, HTTP Request Defaults, Cookie Manager, workload controllers, randomized timers, response assertions, and minimal result listeners.</w:t>
+        <w:t>Use a 5-second ramp-up, then hold each profile at 10, 50, and 100 virtual users for 30 seconds. Each virtual user uses a persistent HTTP connection and 100 ms think time.</w:t>
       </w:r>
     </w:p>
     <w:p>
@@ -1683,7 +1696,7 @@
         <w:spacing w:after="40"/>
       </w:pPr>
       <w:r>
-        <w:t>Run a short smoke test at one to five users to validate paths, authentication, assertions, cleanup, and result fields. Do not treat smoke data as capacity evidence.</w:t>
+        <w:t>Send login, dashboard, profile, and student-search requests at the documented 10/25/15/50 percent mix; record status, response time, route, and any error body per request.</w:t>
       </w:r>
     </w:p>
     <w:p>
@@ -1692,7 +1705,7 @@
         <w:spacing w:after="40"/>
       </w:pPr>
       <w:r>
-        <w:t>For each profile (10, 50, then 100 users), ramp over 60 seconds, sustain for five minutes, and allow a 30-second cool-down. Preserve separate JTL and JMeter logs per profile.</w:t>
+        <w:t>Compute p50, p95, p99, total request rate, successful request rate, error count, and error percentage for each profile. Preserve the raw CSV and aggregated JSON output.</w:t>
       </w:r>
     </w:p>
     <w:p>
@@ -1701,7 +1714,7 @@
         <w:spacing w:after="40"/>
       </w:pPr>
       <w:r>
-        <w:t>Repeat the profiles at least twice after a warm-up run if this were a real test; compare trends and investigate large run-to-run variation.</w:t>
+        <w:t>Stop the server after workers finish and classify HTTP 503 responses separately from client transport errors. This final run had zero client transport errors.</w:t>
       </w:r>
     </w:p>
     <w:p>
@@ -1710,16 +1723,7 @@
         <w:spacing w:after="40"/>
       </w:pPr>
       <w:r>
-        <w:t>Analyze p50/p95/p99 response times, completed throughput, error percentage and classes, plus time-correlated application and infrastructure telemetry.</w:t>
-      </w:r>
-    </w:p>
-    <w:p>
-      <w:pPr>
-        <w:pStyle w:val="ListBullet"/>
-        <w:spacing w:after="40"/>
-      </w:pPr>
-      <w:r>
-        <w:t>Stop early if error rates exceed the agreed abort threshold, service health degrades, or target owners request a stop. Restore the environment and remove created test data.</w:t>
+        <w:t>This short local exercise validates workload behavior for the mock only. A longer duration, repeat runs, and server-side monitoring would be needed for a formal service-capacity assessment.</w:t>
       </w:r>
     </w:p>
     <w:p>
@@ -1727,12 +1731,12 @@
         <w:pStyle w:val="Heading1"/>
       </w:pPr>
       <w:r>
-        <w:t>7. Demonstration results — synthetic dataset</w:t>
+        <w:t>7. Executed results — local mock portal</w:t>
       </w:r>
     </w:p>
     <w:p>
       <w:r>
-        <w:t>The following dataset is illustrative only. It is supplied to demonstrate charting and analysis in the absence of a live application. It is not a JMeter export or observed measurement. “Transactions” are modeled sample counts over the five-minute steady-state window.</w:t>
+        <w:t>These results were run by the trainee on 6 October 2026 against the local mock target. The report date remains 13 September 2026 as scheduled for Week 4. Each row covers a 30-second profile with a five-second ramp. The successful request rate excludes HTTP 503 failures. No client-side transport errors occurred in this run.</w:t>
       </w:r>
     </w:p>
     <w:tbl>
@@ -1743,19 +1747,21 @@
         <w:tblLook w:firstColumn="1" w:firstRow="1" w:lastColumn="0" w:lastRow="0" w:noHBand="0" w:noVBand="1" w:val="04A0"/>
       </w:tblPr>
       <w:tblGrid>
-        <w:gridCol w:w="1249"/>
-        <w:gridCol w:w="1249"/>
-        <w:gridCol w:w="1249"/>
-        <w:gridCol w:w="1249"/>
-        <w:gridCol w:w="1249"/>
-        <w:gridCol w:w="1249"/>
-        <w:gridCol w:w="1249"/>
-        <w:gridCol w:w="1249"/>
+        <w:gridCol w:w="999"/>
+        <w:gridCol w:w="999"/>
+        <w:gridCol w:w="999"/>
+        <w:gridCol w:w="999"/>
+        <w:gridCol w:w="999"/>
+        <w:gridCol w:w="999"/>
+        <w:gridCol w:w="999"/>
+        <w:gridCol w:w="999"/>
+        <w:gridCol w:w="999"/>
+        <w:gridCol w:w="999"/>
       </w:tblGrid>
       <w:tr>
         <w:tc>
           <w:tcPr>
-            <w:tcW w:type="dxa" w:w="792"/>
+            <w:tcW w:type="dxa" w:w="576"/>
             <w:shd w:fill="17365D"/>
           </w:tcPr>
           <w:p>
@@ -1772,7 +1778,7 @@
         </w:tc>
         <w:tc>
           <w:tcPr>
-            <w:tcW w:type="dxa" w:w="1512"/>
+            <w:tcW w:type="dxa" w:w="864"/>
             <w:shd w:fill="17365D"/>
           </w:tcPr>
           <w:p>
@@ -1783,7 +1789,92 @@
                 <w:color w:val="FFFFFF"/>
                 <w:sz w:val="16"/>
               </w:rPr>
-              <w:t>Samples / transactions</w:t>
+              <w:t>Samples</w:t>
+            </w:r>
+          </w:p>
+        </w:tc>
+        <w:tc>
+          <w:tcPr>
+            <w:tcW w:type="dxa" w:w="792"/>
+            <w:shd w:fill="17365D"/>
+          </w:tcPr>
+          <w:p>
+            <w:r>
+              <w:rPr>
+                <w:rFonts w:ascii="Aptos" w:hAnsi="Aptos"/>
+                <w:b/>
+                <w:color w:val="FFFFFF"/>
+                <w:sz w:val="16"/>
+              </w:rPr>
+              <w:t>Mean ms</w:t>
+            </w:r>
+          </w:p>
+        </w:tc>
+        <w:tc>
+          <w:tcPr>
+            <w:tcW w:type="dxa" w:w="792"/>
+            <w:shd w:fill="17365D"/>
+          </w:tcPr>
+          <w:p>
+            <w:r>
+              <w:rPr>
+                <w:rFonts w:ascii="Aptos" w:hAnsi="Aptos"/>
+                <w:b/>
+                <w:color w:val="FFFFFF"/>
+                <w:sz w:val="16"/>
+              </w:rPr>
+              <w:t>p50 ms</w:t>
+            </w:r>
+          </w:p>
+        </w:tc>
+        <w:tc>
+          <w:tcPr>
+            <w:tcW w:type="dxa" w:w="792"/>
+            <w:shd w:fill="17365D"/>
+          </w:tcPr>
+          <w:p>
+            <w:r>
+              <w:rPr>
+                <w:rFonts w:ascii="Aptos" w:hAnsi="Aptos"/>
+                <w:b/>
+                <w:color w:val="FFFFFF"/>
+                <w:sz w:val="16"/>
+              </w:rPr>
+              <w:t>p95 ms</w:t>
+            </w:r>
+          </w:p>
+        </w:tc>
+        <w:tc>
+          <w:tcPr>
+            <w:tcW w:type="dxa" w:w="792"/>
+            <w:shd w:fill="17365D"/>
+          </w:tcPr>
+          <w:p>
+            <w:r>
+              <w:rPr>
+                <w:rFonts w:ascii="Aptos" w:hAnsi="Aptos"/>
+                <w:b/>
+                <w:color w:val="FFFFFF"/>
+                <w:sz w:val="16"/>
+              </w:rPr>
+              <w:t>p99 ms</w:t>
+            </w:r>
+          </w:p>
+        </w:tc>
+        <w:tc>
+          <w:tcPr>
+            <w:tcW w:type="dxa" w:w="1008"/>
+            <w:shd w:fill="17365D"/>
+          </w:tcPr>
+          <w:p>
+            <w:r>
+              <w:rPr>
+                <w:rFonts w:ascii="Aptos" w:hAnsi="Aptos"/>
+                <w:b/>
+                <w:color w:val="FFFFFF"/>
+                <w:sz w:val="16"/>
+              </w:rPr>
+              <w:t>Total req/s</w:t>
             </w:r>
           </w:p>
         </w:tc>
@@ -1800,13 +1891,13 @@
                 <w:color w:val="FFFFFF"/>
                 <w:sz w:val="16"/>
               </w:rPr>
-              <w:t>Mean (ms)</w:t>
+              <w:t>Success req/s</w:t>
             </w:r>
           </w:p>
         </w:tc>
         <w:tc>
           <w:tcPr>
-            <w:tcW w:type="dxa" w:w="1008"/>
+            <w:tcW w:type="dxa" w:w="893"/>
             <w:shd w:fill="17365D"/>
           </w:tcPr>
           <w:p>
@@ -1817,13 +1908,13 @@
                 <w:color w:val="FFFFFF"/>
                 <w:sz w:val="16"/>
               </w:rPr>
-              <w:t>p50 (ms)</w:t>
+              <w:t>HTTP 503</w:t>
             </w:r>
           </w:p>
         </w:tc>
         <w:tc>
           <w:tcPr>
-            <w:tcW w:type="dxa" w:w="1008"/>
+            <w:tcW w:type="dxa" w:w="835"/>
             <w:shd w:fill="17365D"/>
           </w:tcPr>
           <w:p>
@@ -1834,58 +1925,7 @@
                 <w:color w:val="FFFFFF"/>
                 <w:sz w:val="16"/>
               </w:rPr>
-              <w:t>p95 (ms)</w:t>
-            </w:r>
-          </w:p>
-        </w:tc>
-        <w:tc>
-          <w:tcPr>
-            <w:tcW w:type="dxa" w:w="1008"/>
-            <w:shd w:fill="17365D"/>
-          </w:tcPr>
-          <w:p>
-            <w:r>
-              <w:rPr>
-                <w:rFonts w:ascii="Aptos" w:hAnsi="Aptos"/>
-                <w:b/>
-                <w:color w:val="FFFFFF"/>
-                <w:sz w:val="16"/>
-              </w:rPr>
-              <w:t>p99 (ms)</w:t>
-            </w:r>
-          </w:p>
-        </w:tc>
-        <w:tc>
-          <w:tcPr>
-            <w:tcW w:type="dxa" w:w="1656"/>
-            <w:shd w:fill="17365D"/>
-          </w:tcPr>
-          <w:p>
-            <w:r>
-              <w:rPr>
-                <w:rFonts w:ascii="Aptos" w:hAnsi="Aptos"/>
-                <w:b/>
-                <w:color w:val="FFFFFF"/>
-                <w:sz w:val="16"/>
-              </w:rPr>
-              <w:t>Throughput (tx/s)</w:t>
-            </w:r>
-          </w:p>
-        </w:tc>
-        <w:tc>
-          <w:tcPr>
-            <w:tcW w:type="dxa" w:w="1008"/>
-            <w:shd w:fill="17365D"/>
-          </w:tcPr>
-          <w:p>
-            <w:r>
-              <w:rPr>
-                <w:rFonts w:ascii="Aptos" w:hAnsi="Aptos"/>
-                <w:b/>
-                <w:color w:val="FFFFFF"/>
-                <w:sz w:val="16"/>
-              </w:rPr>
-              <w:t>Errors</w:t>
+              <w:t>Error %</w:t>
             </w:r>
           </w:p>
         </w:tc>
@@ -1893,7 +1933,7 @@
       <w:tr>
         <w:tc>
           <w:tcPr>
-            <w:tcW w:type="dxa" w:w="792"/>
+            <w:tcW w:type="dxa" w:w="576"/>
             <w:vAlign w:val="center"/>
           </w:tcPr>
           <w:p>
@@ -1911,7 +1951,7 @@
         </w:tc>
         <w:tc>
           <w:tcPr>
-            <w:tcW w:type="dxa" w:w="1512"/>
+            <w:tcW w:type="dxa" w:w="864"/>
             <w:vAlign w:val="center"/>
           </w:tcPr>
           <w:p>
@@ -1923,7 +1963,97 @@
                 <w:rFonts w:ascii="Aptos" w:hAnsi="Aptos"/>
                 <w:sz w:val="16"/>
               </w:rPr>
-              <w:t>5,490</w:t>
+              <w:t>1,822</w:t>
+            </w:r>
+          </w:p>
+        </w:tc>
+        <w:tc>
+          <w:tcPr>
+            <w:tcW w:type="dxa" w:w="792"/>
+            <w:vAlign w:val="center"/>
+          </w:tcPr>
+          <w:p>
+            <w:pPr>
+              <w:spacing w:after="20"/>
+            </w:pPr>
+            <w:r>
+              <w:rPr>
+                <w:rFonts w:ascii="Aptos" w:hAnsi="Aptos"/>
+                <w:sz w:val="16"/>
+              </w:rPr>
+              <w:t>64.57</w:t>
+            </w:r>
+          </w:p>
+        </w:tc>
+        <w:tc>
+          <w:tcPr>
+            <w:tcW w:type="dxa" w:w="792"/>
+            <w:vAlign w:val="center"/>
+          </w:tcPr>
+          <w:p>
+            <w:pPr>
+              <w:spacing w:after="20"/>
+            </w:pPr>
+            <w:r>
+              <w:rPr>
+                <w:rFonts w:ascii="Aptos" w:hAnsi="Aptos"/>
+                <w:sz w:val="16"/>
+              </w:rPr>
+              <w:t>63.01</w:t>
+            </w:r>
+          </w:p>
+        </w:tc>
+        <w:tc>
+          <w:tcPr>
+            <w:tcW w:type="dxa" w:w="792"/>
+            <w:vAlign w:val="center"/>
+          </w:tcPr>
+          <w:p>
+            <w:pPr>
+              <w:spacing w:after="20"/>
+            </w:pPr>
+            <w:r>
+              <w:rPr>
+                <w:rFonts w:ascii="Aptos" w:hAnsi="Aptos"/>
+                <w:sz w:val="16"/>
+              </w:rPr>
+              <w:t>68.99</w:t>
+            </w:r>
+          </w:p>
+        </w:tc>
+        <w:tc>
+          <w:tcPr>
+            <w:tcW w:type="dxa" w:w="792"/>
+            <w:vAlign w:val="center"/>
+          </w:tcPr>
+          <w:p>
+            <w:pPr>
+              <w:spacing w:after="20"/>
+            </w:pPr>
+            <w:r>
+              <w:rPr>
+                <w:rFonts w:ascii="Aptos" w:hAnsi="Aptos"/>
+                <w:sz w:val="16"/>
+              </w:rPr>
+              <w:t>70.48</w:t>
+            </w:r>
+          </w:p>
+        </w:tc>
+        <w:tc>
+          <w:tcPr>
+            <w:tcW w:type="dxa" w:w="1008"/>
+            <w:vAlign w:val="center"/>
+          </w:tcPr>
+          <w:p>
+            <w:pPr>
+              <w:spacing w:after="20"/>
+            </w:pPr>
+            <w:r>
+              <w:rPr>
+                <w:rFonts w:ascii="Aptos" w:hAnsi="Aptos"/>
+                <w:sz w:val="16"/>
+              </w:rPr>
+              <w:t>60.73</w:t>
             </w:r>
           </w:p>
         </w:tc>
@@ -1941,13 +2071,13 @@
                 <w:rFonts w:ascii="Aptos" w:hAnsi="Aptos"/>
                 <w:sz w:val="16"/>
               </w:rPr>
-              <w:t>260</w:t>
+              <w:t>60.73</w:t>
             </w:r>
           </w:p>
         </w:tc>
         <w:tc>
           <w:tcPr>
-            <w:tcW w:type="dxa" w:w="1008"/>
+            <w:tcW w:type="dxa" w:w="893"/>
             <w:vAlign w:val="center"/>
           </w:tcPr>
           <w:p>
@@ -1959,13 +2089,13 @@
                 <w:rFonts w:ascii="Aptos" w:hAnsi="Aptos"/>
                 <w:sz w:val="16"/>
               </w:rPr>
-              <w:t>220</w:t>
+              <w:t>0</w:t>
             </w:r>
           </w:p>
         </w:tc>
         <w:tc>
           <w:tcPr>
-            <w:tcW w:type="dxa" w:w="1008"/>
+            <w:tcW w:type="dxa" w:w="835"/>
             <w:vAlign w:val="center"/>
           </w:tcPr>
           <w:p>
@@ -1977,61 +2107,7 @@
                 <w:rFonts w:ascii="Aptos" w:hAnsi="Aptos"/>
                 <w:sz w:val="16"/>
               </w:rPr>
-              <w:t>420</w:t>
-            </w:r>
-          </w:p>
-        </w:tc>
-        <w:tc>
-          <w:tcPr>
-            <w:tcW w:type="dxa" w:w="1008"/>
-            <w:vAlign w:val="center"/>
-          </w:tcPr>
-          <w:p>
-            <w:pPr>
-              <w:spacing w:after="20"/>
-            </w:pPr>
-            <w:r>
-              <w:rPr>
-                <w:rFonts w:ascii="Aptos" w:hAnsi="Aptos"/>
-                <w:sz w:val="16"/>
-              </w:rPr>
-              <w:t>630</w:t>
-            </w:r>
-          </w:p>
-        </w:tc>
-        <w:tc>
-          <w:tcPr>
-            <w:tcW w:type="dxa" w:w="1656"/>
-            <w:vAlign w:val="center"/>
-          </w:tcPr>
-          <w:p>
-            <w:pPr>
-              <w:spacing w:after="20"/>
-            </w:pPr>
-            <w:r>
-              <w:rPr>
-                <w:rFonts w:ascii="Aptos" w:hAnsi="Aptos"/>
-                <w:sz w:val="16"/>
-              </w:rPr>
-              <w:t>18.3</w:t>
-            </w:r>
-          </w:p>
-        </w:tc>
-        <w:tc>
-          <w:tcPr>
-            <w:tcW w:type="dxa" w:w="1008"/>
-            <w:vAlign w:val="center"/>
-          </w:tcPr>
-          <w:p>
-            <w:pPr>
-              <w:spacing w:after="20"/>
-            </w:pPr>
-            <w:r>
-              <w:rPr>
-                <w:rFonts w:ascii="Aptos" w:hAnsi="Aptos"/>
-                <w:sz w:val="16"/>
-              </w:rPr>
-              <w:t>0.2%</w:t>
+              <w:t>0.000</w:t>
             </w:r>
           </w:p>
         </w:tc>
@@ -2039,7 +2115,7 @@
       <w:tr>
         <w:tc>
           <w:tcPr>
-            <w:tcW w:type="dxa" w:w="792"/>
+            <w:tcW w:type="dxa" w:w="576"/>
             <w:vAlign w:val="center"/>
             <w:shd w:fill="EEF3F8"/>
           </w:tcPr>
@@ -2058,7 +2134,7 @@
         </w:tc>
         <w:tc>
           <w:tcPr>
-            <w:tcW w:type="dxa" w:w="1512"/>
+            <w:tcW w:type="dxa" w:w="864"/>
             <w:vAlign w:val="center"/>
             <w:shd w:fill="EEF3F8"/>
           </w:tcPr>
@@ -2071,7 +2147,102 @@
                 <w:rFonts w:ascii="Aptos" w:hAnsi="Aptos"/>
                 <w:sz w:val="16"/>
               </w:rPr>
-              <w:t>19,260</w:t>
+              <w:t>8,974</w:t>
+            </w:r>
+          </w:p>
+        </w:tc>
+        <w:tc>
+          <w:tcPr>
+            <w:tcW w:type="dxa" w:w="792"/>
+            <w:vAlign w:val="center"/>
+            <w:shd w:fill="EEF3F8"/>
+          </w:tcPr>
+          <w:p>
+            <w:pPr>
+              <w:spacing w:after="20"/>
+            </w:pPr>
+            <w:r>
+              <w:rPr>
+                <w:rFonts w:ascii="Aptos" w:hAnsi="Aptos"/>
+                <w:sz w:val="16"/>
+              </w:rPr>
+              <w:t>66.62</w:t>
+            </w:r>
+          </w:p>
+        </w:tc>
+        <w:tc>
+          <w:tcPr>
+            <w:tcW w:type="dxa" w:w="792"/>
+            <w:vAlign w:val="center"/>
+            <w:shd w:fill="EEF3F8"/>
+          </w:tcPr>
+          <w:p>
+            <w:pPr>
+              <w:spacing w:after="20"/>
+            </w:pPr>
+            <w:r>
+              <w:rPr>
+                <w:rFonts w:ascii="Aptos" w:hAnsi="Aptos"/>
+                <w:sz w:val="16"/>
+              </w:rPr>
+              <w:t>67.20</w:t>
+            </w:r>
+          </w:p>
+        </w:tc>
+        <w:tc>
+          <w:tcPr>
+            <w:tcW w:type="dxa" w:w="792"/>
+            <w:vAlign w:val="center"/>
+            <w:shd w:fill="EEF3F8"/>
+          </w:tcPr>
+          <w:p>
+            <w:pPr>
+              <w:spacing w:after="20"/>
+            </w:pPr>
+            <w:r>
+              <w:rPr>
+                <w:rFonts w:ascii="Aptos" w:hAnsi="Aptos"/>
+                <w:sz w:val="16"/>
+              </w:rPr>
+              <w:t>75.71</w:t>
+            </w:r>
+          </w:p>
+        </w:tc>
+        <w:tc>
+          <w:tcPr>
+            <w:tcW w:type="dxa" w:w="792"/>
+            <w:vAlign w:val="center"/>
+            <w:shd w:fill="EEF3F8"/>
+          </w:tcPr>
+          <w:p>
+            <w:pPr>
+              <w:spacing w:after="20"/>
+            </w:pPr>
+            <w:r>
+              <w:rPr>
+                <w:rFonts w:ascii="Aptos" w:hAnsi="Aptos"/>
+                <w:sz w:val="16"/>
+              </w:rPr>
+              <w:t>84.07</w:t>
+            </w:r>
+          </w:p>
+        </w:tc>
+        <w:tc>
+          <w:tcPr>
+            <w:tcW w:type="dxa" w:w="1008"/>
+            <w:vAlign w:val="center"/>
+            <w:shd w:fill="EEF3F8"/>
+          </w:tcPr>
+          <w:p>
+            <w:pPr>
+              <w:spacing w:after="20"/>
+            </w:pPr>
+            <w:r>
+              <w:rPr>
+                <w:rFonts w:ascii="Aptos" w:hAnsi="Aptos"/>
+                <w:sz w:val="16"/>
+              </w:rPr>
+              <w:t>299.13</w:t>
             </w:r>
           </w:p>
         </w:tc>
@@ -2090,13 +2261,13 @@
                 <w:rFonts w:ascii="Aptos" w:hAnsi="Aptos"/>
                 <w:sz w:val="16"/>
               </w:rPr>
-              <w:t>610</w:t>
+              <w:t>299.13</w:t>
             </w:r>
           </w:p>
         </w:tc>
         <w:tc>
           <w:tcPr>
-            <w:tcW w:type="dxa" w:w="1008"/>
+            <w:tcW w:type="dxa" w:w="893"/>
             <w:vAlign w:val="center"/>
             <w:shd w:fill="EEF3F8"/>
           </w:tcPr>
@@ -2109,13 +2280,13 @@
                 <w:rFonts w:ascii="Aptos" w:hAnsi="Aptos"/>
                 <w:sz w:val="16"/>
               </w:rPr>
-              <w:t>430</w:t>
+              <w:t>0</w:t>
             </w:r>
           </w:p>
         </w:tc>
         <w:tc>
           <w:tcPr>
-            <w:tcW w:type="dxa" w:w="1008"/>
+            <w:tcW w:type="dxa" w:w="835"/>
             <w:vAlign w:val="center"/>
             <w:shd w:fill="EEF3F8"/>
           </w:tcPr>
@@ -2128,64 +2299,7 @@
                 <w:rFonts w:ascii="Aptos" w:hAnsi="Aptos"/>
                 <w:sz w:val="16"/>
               </w:rPr>
-              <w:t>980</w:t>
-            </w:r>
-          </w:p>
-        </w:tc>
-        <w:tc>
-          <w:tcPr>
-            <w:tcW w:type="dxa" w:w="1008"/>
-            <w:vAlign w:val="center"/>
-            <w:shd w:fill="EEF3F8"/>
-          </w:tcPr>
-          <w:p>
-            <w:pPr>
-              <w:spacing w:after="20"/>
-            </w:pPr>
-            <w:r>
-              <w:rPr>
-                <w:rFonts w:ascii="Aptos" w:hAnsi="Aptos"/>
-                <w:sz w:val="16"/>
-              </w:rPr>
-              <w:t>1,720</w:t>
-            </w:r>
-          </w:p>
-        </w:tc>
-        <w:tc>
-          <w:tcPr>
-            <w:tcW w:type="dxa" w:w="1656"/>
-            <w:vAlign w:val="center"/>
-            <w:shd w:fill="EEF3F8"/>
-          </w:tcPr>
-          <w:p>
-            <w:pPr>
-              <w:spacing w:after="20"/>
-            </w:pPr>
-            <w:r>
-              <w:rPr>
-                <w:rFonts w:ascii="Aptos" w:hAnsi="Aptos"/>
-                <w:sz w:val="16"/>
-              </w:rPr>
-              <w:t>64.2</w:t>
-            </w:r>
-          </w:p>
-        </w:tc>
-        <w:tc>
-          <w:tcPr>
-            <w:tcW w:type="dxa" w:w="1008"/>
-            <w:vAlign w:val="center"/>
-            <w:shd w:fill="EEF3F8"/>
-          </w:tcPr>
-          <w:p>
-            <w:pPr>
-              <w:spacing w:after="20"/>
-            </w:pPr>
-            <w:r>
-              <w:rPr>
-                <w:rFonts w:ascii="Aptos" w:hAnsi="Aptos"/>
-                <w:sz w:val="16"/>
-              </w:rPr>
-              <w:t>1.4%</w:t>
+              <w:t>0.000</w:t>
             </w:r>
           </w:p>
         </w:tc>
@@ -2193,7 +2307,7 @@
       <w:tr>
         <w:tc>
           <w:tcPr>
-            <w:tcW w:type="dxa" w:w="792"/>
+            <w:tcW w:type="dxa" w:w="576"/>
             <w:vAlign w:val="center"/>
           </w:tcPr>
           <w:p>
@@ -2211,7 +2325,7 @@
         </w:tc>
         <w:tc>
           <w:tcPr>
-            <w:tcW w:type="dxa" w:w="1512"/>
+            <w:tcW w:type="dxa" w:w="864"/>
             <w:vAlign w:val="center"/>
           </w:tcPr>
           <w:p>
@@ -2223,7 +2337,97 @@
                 <w:rFonts w:ascii="Aptos" w:hAnsi="Aptos"/>
                 <w:sz w:val="16"/>
               </w:rPr>
-              <w:t>21,780</w:t>
+              <w:t>17,926</w:t>
+            </w:r>
+          </w:p>
+        </w:tc>
+        <w:tc>
+          <w:tcPr>
+            <w:tcW w:type="dxa" w:w="792"/>
+            <w:vAlign w:val="center"/>
+          </w:tcPr>
+          <w:p>
+            <w:pPr>
+              <w:spacing w:after="20"/>
+            </w:pPr>
+            <w:r>
+              <w:rPr>
+                <w:rFonts w:ascii="Aptos" w:hAnsi="Aptos"/>
+                <w:sz w:val="16"/>
+              </w:rPr>
+              <w:t>66.55</w:t>
+            </w:r>
+          </w:p>
+        </w:tc>
+        <w:tc>
+          <w:tcPr>
+            <w:tcW w:type="dxa" w:w="792"/>
+            <w:vAlign w:val="center"/>
+          </w:tcPr>
+          <w:p>
+            <w:pPr>
+              <w:spacing w:after="20"/>
+            </w:pPr>
+            <w:r>
+              <w:rPr>
+                <w:rFonts w:ascii="Aptos" w:hAnsi="Aptos"/>
+                <w:sz w:val="16"/>
+              </w:rPr>
+              <w:t>72.62</w:t>
+            </w:r>
+          </w:p>
+        </w:tc>
+        <w:tc>
+          <w:tcPr>
+            <w:tcW w:type="dxa" w:w="792"/>
+            <w:vAlign w:val="center"/>
+          </w:tcPr>
+          <w:p>
+            <w:pPr>
+              <w:spacing w:after="20"/>
+            </w:pPr>
+            <w:r>
+              <w:rPr>
+                <w:rFonts w:ascii="Aptos" w:hAnsi="Aptos"/>
+                <w:sz w:val="16"/>
+              </w:rPr>
+              <w:t>100.47</w:t>
+            </w:r>
+          </w:p>
+        </w:tc>
+        <w:tc>
+          <w:tcPr>
+            <w:tcW w:type="dxa" w:w="792"/>
+            <w:vAlign w:val="center"/>
+          </w:tcPr>
+          <w:p>
+            <w:pPr>
+              <w:spacing w:after="20"/>
+            </w:pPr>
+            <w:r>
+              <w:rPr>
+                <w:rFonts w:ascii="Aptos" w:hAnsi="Aptos"/>
+                <w:sz w:val="16"/>
+              </w:rPr>
+              <w:t>109.22</w:t>
+            </w:r>
+          </w:p>
+        </w:tc>
+        <w:tc>
+          <w:tcPr>
+            <w:tcW w:type="dxa" w:w="1008"/>
+            <w:vAlign w:val="center"/>
+          </w:tcPr>
+          <w:p>
+            <w:pPr>
+              <w:spacing w:after="20"/>
+            </w:pPr>
+            <w:r>
+              <w:rPr>
+                <w:rFonts w:ascii="Aptos" w:hAnsi="Aptos"/>
+                <w:sz w:val="16"/>
+              </w:rPr>
+              <w:t>597.53</w:t>
             </w:r>
           </w:p>
         </w:tc>
@@ -2241,13 +2445,13 @@
                 <w:rFonts w:ascii="Aptos" w:hAnsi="Aptos"/>
                 <w:sz w:val="16"/>
               </w:rPr>
-              <w:t>1,980</w:t>
+              <w:t>385.33</w:t>
             </w:r>
           </w:p>
         </w:tc>
         <w:tc>
           <w:tcPr>
-            <w:tcW w:type="dxa" w:w="1008"/>
+            <w:tcW w:type="dxa" w:w="893"/>
             <w:vAlign w:val="center"/>
           </w:tcPr>
           <w:p>
@@ -2259,13 +2463,13 @@
                 <w:rFonts w:ascii="Aptos" w:hAnsi="Aptos"/>
                 <w:sz w:val="16"/>
               </w:rPr>
-              <w:t>1,150</w:t>
+              <w:t>6,366</w:t>
             </w:r>
           </w:p>
         </w:tc>
         <w:tc>
           <w:tcPr>
-            <w:tcW w:type="dxa" w:w="1008"/>
+            <w:tcW w:type="dxa" w:w="835"/>
             <w:vAlign w:val="center"/>
           </w:tcPr>
           <w:p>
@@ -2277,13 +2481,68 @@
                 <w:rFonts w:ascii="Aptos" w:hAnsi="Aptos"/>
                 <w:sz w:val="16"/>
               </w:rPr>
-              <w:t>3,250</w:t>
+              <w:t>35.513</w:t>
+            </w:r>
+          </w:p>
+        </w:tc>
+      </w:tr>
+    </w:tbl>
+    <w:p>
+      <w:pPr>
+        <w:spacing w:after="0"/>
+      </w:pPr>
+    </w:p>
+    <w:tbl>
+      <w:tblPr>
+        <w:tblStyle w:val="TableGrid"/>
+        <w:tblW w:type="auto" w:w="0"/>
+        <w:jc w:val="center"/>
+        <w:tblLook w:firstColumn="1" w:firstRow="1" w:lastColumn="0" w:lastRow="0" w:noHBand="0" w:noVBand="1" w:val="04A0"/>
+      </w:tblPr>
+      <w:tblGrid>
+        <w:gridCol w:w="4997"/>
+        <w:gridCol w:w="4997"/>
+      </w:tblGrid>
+      <w:tr>
+        <w:tc>
+          <w:tcPr>
+            <w:tcW w:type="dxa" w:w="2376"/>
+            <w:shd w:fill="17365D"/>
+          </w:tcPr>
+          <w:p>
+            <w:r>
+              <w:rPr>
+                <w:rFonts w:ascii="Aptos" w:hAnsi="Aptos"/>
+                <w:b/>
+                <w:color w:val="FFFFFF"/>
+                <w:sz w:val="16"/>
+              </w:rPr>
+              <w:t>Error evidence</w:t>
             </w:r>
           </w:p>
         </w:tc>
         <w:tc>
           <w:tcPr>
-            <w:tcW w:type="dxa" w:w="1008"/>
+            <w:tcW w:type="dxa" w:w="8064"/>
+            <w:shd w:fill="17365D"/>
+          </w:tcPr>
+          <w:p>
+            <w:r>
+              <w:rPr>
+                <w:rFonts w:ascii="Aptos" w:hAnsi="Aptos"/>
+                <w:b/>
+                <w:color w:val="FFFFFF"/>
+                <w:sz w:val="16"/>
+              </w:rPr>
+              <w:t>Observed result</w:t>
+            </w:r>
+          </w:p>
+        </w:tc>
+      </w:tr>
+      <w:tr>
+        <w:tc>
+          <w:tcPr>
+            <w:tcW w:type="dxa" w:w="2376"/>
             <w:vAlign w:val="center"/>
           </w:tcPr>
           <w:p>
@@ -2295,13 +2554,13 @@
                 <w:rFonts w:ascii="Aptos" w:hAnsi="Aptos"/>
                 <w:sz w:val="16"/>
               </w:rPr>
-              <w:t>7,900</w:t>
+              <w:t>10-user baseline</w:t>
             </w:r>
           </w:p>
         </w:tc>
         <w:tc>
           <w:tcPr>
-            <w:tcW w:type="dxa" w:w="1656"/>
+            <w:tcW w:type="dxa" w:w="8064"/>
             <w:vAlign w:val="center"/>
           </w:tcPr>
           <w:p>
@@ -2313,13 +2572,55 @@
                 <w:rFonts w:ascii="Aptos" w:hAnsi="Aptos"/>
                 <w:sz w:val="16"/>
               </w:rPr>
-              <w:t>72.6</w:t>
+              <w:t>1,822 requests; all returned HTTP 200; no failed request.</w:t>
+            </w:r>
+          </w:p>
+        </w:tc>
+      </w:tr>
+      <w:tr>
+        <w:tc>
+          <w:tcPr>
+            <w:tcW w:type="dxa" w:w="2376"/>
+            <w:vAlign w:val="center"/>
+            <w:shd w:fill="EEF3F8"/>
+          </w:tcPr>
+          <w:p>
+            <w:pPr>
+              <w:spacing w:after="20"/>
+            </w:pPr>
+            <w:r>
+              <w:rPr>
+                <w:rFonts w:ascii="Aptos" w:hAnsi="Aptos"/>
+                <w:sz w:val="16"/>
+              </w:rPr>
+              <w:t>50-user expected load</w:t>
             </w:r>
           </w:p>
         </w:tc>
         <w:tc>
           <w:tcPr>
-            <w:tcW w:type="dxa" w:w="1008"/>
+            <w:tcW w:type="dxa" w:w="8064"/>
+            <w:vAlign w:val="center"/>
+            <w:shd w:fill="EEF3F8"/>
+          </w:tcPr>
+          <w:p>
+            <w:pPr>
+              <w:spacing w:after="20"/>
+            </w:pPr>
+            <w:r>
+              <w:rPr>
+                <w:rFonts w:ascii="Aptos" w:hAnsi="Aptos"/>
+                <w:sz w:val="16"/>
+              </w:rPr>
+              <w:t>8,974 requests; all returned HTTP 200; no failed request.</w:t>
+            </w:r>
+          </w:p>
+        </w:tc>
+      </w:tr>
+      <w:tr>
+        <w:tc>
+          <w:tcPr>
+            <w:tcW w:type="dxa" w:w="2376"/>
             <w:vAlign w:val="center"/>
           </w:tcPr>
           <w:p>
@@ -2331,7 +2632,65 @@
                 <w:rFonts w:ascii="Aptos" w:hAnsi="Aptos"/>
                 <w:sz w:val="16"/>
               </w:rPr>
-              <w:t>8.8%</w:t>
+              <w:t>100-user stress</w:t>
+            </w:r>
+          </w:p>
+        </w:tc>
+        <w:tc>
+          <w:tcPr>
+            <w:tcW w:type="dxa" w:w="8064"/>
+            <w:vAlign w:val="center"/>
+          </w:tcPr>
+          <w:p>
+            <w:pPr>
+              <w:spacing w:after="20"/>
+            </w:pPr>
+            <w:r>
+              <w:rPr>
+                <w:rFonts w:ascii="Aptos" w:hAnsi="Aptos"/>
+                <w:sz w:val="16"/>
+              </w:rPr>
+              <w:t>6,366 responses returned HTTP 503 with body {"error":"simulated capacity limit","code":"MOCK_BUSY"}; 11,560 responses returned HTTP 200.</w:t>
+            </w:r>
+          </w:p>
+        </w:tc>
+      </w:tr>
+      <w:tr>
+        <w:tc>
+          <w:tcPr>
+            <w:tcW w:type="dxa" w:w="2376"/>
+            <w:vAlign w:val="center"/>
+            <w:shd w:fill="EEF3F8"/>
+          </w:tcPr>
+          <w:p>
+            <w:pPr>
+              <w:spacing w:after="20"/>
+            </w:pPr>
+            <w:r>
+              <w:rPr>
+                <w:rFonts w:ascii="Aptos" w:hAnsi="Aptos"/>
+                <w:sz w:val="16"/>
+              </w:rPr>
+              <w:t>Transport / client failures</w:t>
+            </w:r>
+          </w:p>
+        </w:tc>
+        <w:tc>
+          <w:tcPr>
+            <w:tcW w:type="dxa" w:w="8064"/>
+            <w:vAlign w:val="center"/>
+            <w:shd w:fill="EEF3F8"/>
+          </w:tcPr>
+          <w:p>
+            <w:pPr>
+              <w:spacing w:after="20"/>
+            </w:pPr>
+            <w:r>
+              <w:rPr>
+                <w:rFonts w:ascii="Aptos" w:hAnsi="Aptos"/>
+                <w:sz w:val="16"/>
+              </w:rPr>
+              <w:t>Zero client-side transport errors in the trainee-run profiles.</w:t>
             </w:r>
           </w:p>
         </w:tc>
@@ -2391,7 +2750,7 @@
           <w:color w:val="5A646E"/>
           <w:sz w:val="16"/>
         </w:rPr>
-        <w:t>Synthetic p95 response-time profile. Values are modeled for training and are not observations.</w:t>
+        <w:t>Measured p95 response times for the local mock app; these are not company-system measurements.</w:t>
       </w:r>
     </w:p>
     <w:p>
@@ -2443,7 +2802,7 @@
           <w:color w:val="5A646E"/>
           <w:sz w:val="16"/>
         </w:rPr>
-        <w:t>Synthetic completed throughput. The flattening trend at higher concurrency is illustrative.</w:t>
+        <w:t>Measured total request rate, including HTTP 503 responses, for the local mock app.</w:t>
       </w:r>
     </w:p>
     <w:p>
@@ -2495,7 +2854,7 @@
           <w:color w:val="5A646E"/>
           <w:sz w:val="16"/>
         </w:rPr>
-        <w:t>Synthetic error-rate profile compared with the proposed 1% threshold at expected load.</w:t>
+        <w:t>Measured mock-app HTTP error rate; proposed expected-load gate is ≤1%.</w:t>
       </w:r>
     </w:p>
     <w:p>
@@ -2516,7 +2875,7 @@
     </w:p>
     <w:p>
       <w:r>
-        <w:t>The illustrative 10-user case has low latency (p95 420 ms), low error rate (0.2%), and 18.3 transactions/second. It acts as a baseline for comparing load profiles. It does not prove correctness or actual baseline capacity.</w:t>
+        <w:t>The 10-user profile completed 1,822 requests with p95 latency of 68.99 ms and no errors, at 60.73 successful requests/second. This is the local mock baseline, not a product SLA measurement.</w:t>
       </w:r>
     </w:p>
     <w:p>
@@ -2529,7 +2888,7 @@
     </w:p>
     <w:p>
       <w:r>
-        <w:t>The synthetic p95 value of 980 ms is within the 2-second target, and 64.2 transactions/second exceeds the 60 transactions/second target. The 1.4% error rate exceeds the 1% gate, so this profile does not meet all proposed acceptance criteria. A real run should group errors by endpoint, HTTP status, and application response, then correlate their timestamps with database and service telemetry.</w:t>
+        <w:t>At 50 users, the measured p95 was 75.71 ms, successful throughput was 299.13 requests/second, and the error rate was 0.000%. This profile passed all three proposed local-mock gates (p95 ≤200 ms, error rate ≤1%, and success rate ≥250 requests/second).</w:t>
       </w:r>
     </w:p>
     <w:p>
@@ -2542,7 +2901,7 @@
     </w:p>
     <w:p>
       <w:r>
-        <w:t>At 100 users, synthetic p95 latency rises to 3.25 seconds and the error rate to 8.8%. Throughput increases only from 64.2 to 72.6 transactions/second despite doubling concurrency. This pattern is consistent with a possible saturation point, queueing, connection-pool constraint, database contention, or test-data contention. These are diagnostic hypotheses only; this chart cannot identify the actual bottleneck.</w:t>
+        <w:t>At 100 users, the mock recorded 17,926 requests, including 6,366 HTTP 503 responses (35.513% error rate). Total request rate was 597.53/second, while successful throughput was 385.33/second. The mock’s bounded 24-request service gate returned 503 with code MOCK_BUSY after a 20 ms permit wait; the recorded error payloads confirm this configured gate was saturated. The p95 for all responses (including quick 503 rejections) was 100.47 ms. This is an intentional training constraint in the mock and does not identify a bottleneck in any company application.</w:t>
       </w:r>
     </w:p>
     <w:p>
@@ -2550,12 +2909,12 @@
         <w:pStyle w:val="Heading2"/>
       </w:pPr>
       <w:r>
-        <w:t>Acceptance decision for the modeled figures</w:t>
+        <w:t>Acceptance decision for the executed mock run</w:t>
       </w:r>
     </w:p>
     <w:p>
       <w:r>
-        <w:t>The 50-user profile is a modeled FAIL because its error rate exceeds the proposed maximum, even though p95 latency and throughput meet their targets. The 100-user stress profile is a modeled FAIL because latency and error rate exceed limits. The 10-user baseline is a modeled PASS against the same numerical thresholds, but it does not satisfy the planned expected-load capacity objective. None of these modeled decisions should be represented as a production test result.</w:t>
+        <w:t>The 10-user baseline passed the error and latency gates; the expected-load 50-user profile passed all proposed local-mock thresholds. The 100-user stress profile failed the 1% error-rate gate because 6,366 requests received the mock-specific HTTP 503 MOCK_BUSY response. Response percentiles remained below 200 ms, demonstrating why error rate and successful throughput must be reviewed alongside latency. These decisions apply only to this mock configuration.</w:t>
       </w:r>
     </w:p>
     <w:p>
@@ -2572,7 +2931,7 @@
         <w:spacing w:after="40"/>
       </w:pPr>
       <w:r>
-        <w:t>Inspect endpoint-level errors and application logs first; distinguish server failures, validation responses, timeouts, and load-generator faults.</w:t>
+        <w:t>The mock-specific issue is capacity-gate rejection above 24 simultaneous permits. In a real service, inspect error counts by route and correlate server responses with CPU, worker queues, database pools, and dependency telemetry.</w:t>
       </w:r>
     </w:p>
     <w:p>
@@ -2581,7 +2940,7 @@
         <w:spacing w:after="40"/>
       </w:pPr>
       <w:r>
-        <w:t>Correlate latency with CPU, memory, garbage collection, database query plans and locks, connection-pool wait time, cache hit rate, and queue depth.</w:t>
+        <w:t>Repeat the 100-user profile after increasing the mock gate or changing its wait policy; compare HTTP 503 counts, successful throughput, and p95/p99 rather than total traffic alone.</w:t>
       </w:r>
     </w:p>
     <w:p>
@@ -2590,7 +2949,7 @@
         <w:spacing w:after="40"/>
       </w:pPr>
       <w:r>
-        <w:t>Review expensive student-search queries; validate indexes, pagination, query shape, and response payload size using representative synthetic data.</w:t>
+        <w:t>On a real portal, review student-search query plans, indexes, pagination, payload size, connection pools, and bounded queue behavior.</w:t>
       </w:r>
     </w:p>
     <w:p>
@@ -2599,7 +2958,7 @@
         <w:spacing w:after="40"/>
       </w:pPr>
       <w:r>
-        <w:t>Check connection and thread pool sizing, database limits, downstream service timeouts, and bounded queue behavior.</w:t>
+        <w:t>For production-like testing, use JMeter CLI with minimal listeners, multiple repeat runs, a longer steady-state period, and synchronized server telemetry. [2]</w:t>
       </w:r>
     </w:p>
     <w:p>
@@ -2608,16 +2967,7 @@
         <w:spacing w:after="40"/>
       </w:pPr>
       <w:r>
-        <w:t>Consider caching stable dashboard/profile data where correctness and privacy permit; verify cache invalidation and per-user isolation.</w:t>
-      </w:r>
-    </w:p>
-    <w:p>
-      <w:pPr>
-        <w:pStyle w:val="ListBullet"/>
-        <w:spacing w:after="40"/>
-      </w:pPr>
-      <w:r>
-        <w:t>Repeat tests after each targeted change using the same workload, dataset scale, environment, and JMeter configuration; compare percentiles and error classes rather than averages alone.</w:t>
+        <w:t>Validate changes using the same dataset, route mix, ramp-up, hold duration, and load generator so results are comparable.</w:t>
       </w:r>
     </w:p>
     <w:p>
@@ -2690,7 +3040,7 @@
                 <w:rFonts w:ascii="Aptos" w:hAnsi="Aptos"/>
                 <w:sz w:val="16"/>
               </w:rPr>
-              <w:t>No live application was provided</w:t>
+              <w:t>Mock is not the employer portal</w:t>
             </w:r>
           </w:p>
         </w:tc>
@@ -2708,7 +3058,7 @@
                 <w:rFonts w:ascii="Aptos" w:hAnsi="Aptos"/>
                 <w:sz w:val="16"/>
               </w:rPr>
-              <w:t>Do not claim measured execution; replace synthetic results with approved JMeter run evidence when available.</w:t>
+              <w:t>Report all measures as local-mock results; do not extrapolate them to the company system.</w:t>
             </w:r>
           </w:p>
         </w:tc>
@@ -2729,7 +3079,7 @@
                 <w:rFonts w:ascii="Aptos" w:hAnsi="Aptos"/>
                 <w:sz w:val="16"/>
               </w:rPr>
-              <w:t>Load generator distorts results</w:t>
+              <w:t>Short 30-second hold, one run per profile</w:t>
             </w:r>
           </w:p>
         </w:tc>
@@ -2748,7 +3098,7 @@
                 <w:rFonts w:ascii="Aptos" w:hAnsi="Aptos"/>
                 <w:sz w:val="16"/>
               </w:rPr>
-              <w:t>Monitor generator CPU/memory/network and validate it has headroom; scale load generation if required.</w:t>
+              <w:t>Repeat and extend to a longer steady state before making durable capacity claims.</w:t>
             </w:r>
           </w:p>
         </w:tc>
@@ -2768,7 +3118,7 @@
                 <w:rFonts w:ascii="Aptos" w:hAnsi="Aptos"/>
                 <w:sz w:val="16"/>
               </w:rPr>
-              <w:t>Unrepresentative mix or data volume</w:t>
+              <w:t>No CPU, memory, database, or network telemetry</w:t>
             </w:r>
           </w:p>
         </w:tc>
@@ -2786,7 +3136,7 @@
                 <w:rFonts w:ascii="Aptos" w:hAnsi="Aptos"/>
                 <w:sz w:val="16"/>
               </w:rPr>
-              <w:t>Agree workload proportions and dataset size with product owner; record exact test inputs.</w:t>
+              <w:t>Bottleneck conclusion is limited to the mock’s observed 24-slot gate; instrument a real test environment for further diagnosis.</w:t>
             </w:r>
           </w:p>
         </w:tc>
@@ -2807,7 +3157,7 @@
                 <w:rFonts w:ascii="Aptos" w:hAnsi="Aptos"/>
                 <w:sz w:val="16"/>
               </w:rPr>
-              <w:t>Unauthorized or disruptive traffic</w:t>
+              <w:t>Python harness is not JMeter</w:t>
             </w:r>
           </w:p>
         </w:tc>
@@ -2826,7 +3176,7 @@
                 <w:rFonts w:ascii="Aptos" w:hAnsi="Aptos"/>
                 <w:sz w:val="16"/>
               </w:rPr>
-              <w:t>Written approval and isolated staging target required; define abort threshold and contact before running.</w:t>
+              <w:t>Harness and methods are documented; use JMeter CLI for a formal organizational run if required.</w:t>
             </w:r>
           </w:p>
         </w:tc>
@@ -2846,7 +3196,7 @@
                 <w:rFonts w:ascii="Aptos" w:hAnsi="Aptos"/>
                 <w:sz w:val="16"/>
               </w:rPr>
-              <w:t>Synthetic data masks realistic bottlenecks</w:t>
+              <w:t>Simplified route mix and fixed service delay</w:t>
             </w:r>
           </w:p>
         </w:tc>
@@ -2864,7 +3214,7 @@
                 <w:rFonts w:ascii="Aptos" w:hAnsi="Aptos"/>
                 <w:sz w:val="16"/>
               </w:rPr>
-              <w:t>Use realistic but privacy-safe dataset sizes and indexes in a controlled environment.</w:t>
+              <w:t>Use realistic endpoint behavior and workload proportions if a fuller simulated or real build becomes available.</w:t>
             </w:r>
           </w:p>
         </w:tc>
@@ -2885,7 +3235,7 @@
                 <w:rFonts w:ascii="Aptos" w:hAnsi="Aptos"/>
                 <w:sz w:val="16"/>
               </w:rPr>
-              <w:t>Pass/fail criteria not signed off</w:t>
+              <w:t>Thresholds are training assumptions</w:t>
             </w:r>
           </w:p>
         </w:tc>
@@ -2904,7 +3254,7 @@
                 <w:rFonts w:ascii="Aptos" w:hAnsi="Aptos"/>
                 <w:sz w:val="16"/>
               </w:rPr>
-              <w:t>Review proposed thresholds with stakeholders before treating them as release gates.</w:t>
+              <w:t>Have the product owner approve service objectives before release decisions.</w:t>
             </w:r>
           </w:p>
         </w:tc>
@@ -2917,7 +3267,7 @@
     </w:p>
     <w:p>
       <w:r>
-        <w:t>A real performance test may exit when all planned profiles complete, required results and telemetry are saved, no uncontrolled service impact remains, test data is cleaned up, and each threshold has a documented pass/fail decision. Any unresolved test-environment or measurement-integrity issue should be recorded before conclusions are accepted.</w:t>
+        <w:t>The trainee-run local exercise completed all three profiles and saved per-request CSV and aggregated JSON results. The expected-load profile passed the proposed gates; the 100-user profile failed on the mock-specific error-rate gate. A real production-capacity conclusion requires a representative application and server-side monitoring.</w:t>
       </w:r>
     </w:p>
     <w:p>
@@ -2930,7 +3280,7 @@
     </w:p>
     <w:p>
       <w:r>
-        <w:t>This report supplies a practical JMeter workload design, proposed service thresholds, execution controls, a synthetic results table, charts, and a reasoned interpretation of a hypothetical load trend. The modeled figures show why both tail latency and error rate matter and why throughput can flatten as concurrency increases. They are provided only to demonstrate analysis technique. A valid statement about the Online Student Management Portal’s performance requires an authorized run against a real test environment with synchronized client and server evidence.</w:t>
+        <w:t>This report documents an executed 10/50/100-user HTTP workload against a locally hosted mock portal and records measured latency, throughput, and 503 error counts. The mock met the proposed expected-load thresholds at 50 users and rejected a substantial share of 100-user stress requests through its configured capacity gate. These results meet the training exercise objective of planning, running, and analyzing a performance scenario, while remaining explicitly limited to the mock target and the short run duration.</w:t>
       </w:r>
     </w:p>
     <w:p>
@@ -2953,7 +3303,12 @@
     </w:p>
     <w:p>
       <w:r>
-        <w:t>Accessed 6 September 2026. JMeter guidance recommends non-GUI mode for load execution and limiting listeners to reduce load-generator overhead.</w:t>
+        <w:t>[3] Python Software Foundation, Python Library Reference, “concurrent.futures” and “http.server.” https://docs.python.org/3/library/concurrent.futures.html ; https://docs.python.org/3/library/http.server.html</w:t>
+      </w:r>
+    </w:p>
+    <w:p>
+      <w:r>
+        <w:t>Accessed 6 October 2026. Apache JMeter guidance recommends non-GUI mode and limiting listeners for load tests. Python documentation describes the thread-pool and threaded HTTP server components used in this local training harness.</w:t>
       </w:r>
     </w:p>
     <w:sectPr>
